--- a/сети/2.5.docx
+++ b/сети/2.5.docx
@@ -2,6 +2,242 @@
 <file path=word/document.xml><?xml version="1.0" encoding="utf-8"?>
 <w:document xmlns:wpc="http://schemas.microsoft.com/office/word/2010/wordprocessingCanvas" xmlns:cx="http://schemas.microsoft.com/office/drawing/2014/chartex" xmlns:cx1="http://schemas.microsoft.com/office/drawing/2015/9/8/chartex" xmlns:cx2="http://schemas.microsoft.com/office/drawing/2015/10/21/chartex" xmlns:cx3="http://schemas.microsoft.com/office/drawing/2016/5/9/chartex" xmlns:cx4="http://schemas.microsoft.com/office/drawing/2016/5/10/chartex" xmlns:cx5="http://schemas.microsoft.com/office/drawing/2016/5/11/chartex" xmlns:cx6="http://schemas.microsoft.com/office/drawing/2016/5/12/chartex" xmlns:cx7="http://schemas.microsoft.com/office/drawing/2016/5/13/chartex" xmlns:cx8="http://schemas.microsoft.com/office/drawing/2016/5/14/chartex" xmlns:mc="http://schemas.openxmlformats.org/markup-compatibility/2006" xmlns:aink="http://schemas.microsoft.com/office/drawing/2016/ink" xmlns:am3d="http://schemas.microsoft.com/office/drawing/2017/model3d" xmlns:o="urn:schemas-microsoft-com:office:office" xmlns:oel="http://schemas.microsoft.com/office/2019/extlst" xmlns:r="http://schemas.openxmlformats.org/officeDocument/2006/relationships" xmlns:m="http://schemas.openxmlformats.org/officeDocument/2006/math" xmlns:v="urn:schemas-microsoft-com:vml" xmlns:wp14="http://schemas.microsoft.com/office/word/2010/wordprocessingDrawing" xmlns:wp="http://schemas.openxmlformats.org/drawingml/2006/wordprocessingDrawing" xmlns:w10="urn:schemas-microsoft-com:office:word" xmlns:w="http://schemas.openxmlformats.org/wordprocessingml/2006/main" xmlns:w14="http://schemas.microsoft.com/office/word/2010/wordml" xmlns:w15="http://schemas.microsoft.com/office/word/2012/wordml" xmlns:w16cex="http://schemas.microsoft.com/office/word/2018/wordml/cex" xmlns:w16cid="http://schemas.microsoft.com/office/word/2016/wordml/cid" xmlns:w16="http://schemas.microsoft.com/office/word/2018/wordml" xmlns:w16du="http://schemas.microsoft.com/office/word/2023/wordml/word16du" xmlns:w16sdtdh="http://schemas.microsoft.com/office/word/2020/wordml/sdtdatahash" xmlns:w16sdtfl="http://schemas.microsoft.com/office/word/2024/wordml/sdtformatlock" xmlns:w16se="http://schemas.microsoft.com/office/word/2015/wordml/symex" xmlns:wpg="http://schemas.microsoft.com/office/word/2010/wordprocessingGroup" xmlns:wpi="http://schemas.microsoft.com/office/word/2010/wordprocessingInk" xmlns:wne="http://schemas.microsoft.com/office/word/2006/wordml" xmlns:wps="http://schemas.microsoft.com/office/word/2010/wordprocessingShape" mc:Ignorable="w14 w15 w16se w16cid w16 w16cex w16sdtdh w16sdtfl w16du wp14">
   <w:body>
+    <w:p>
+      <w:pPr>
+        <w:jc w:val="center"/>
+      </w:pPr>
+      <w:r>
+        <w:t>Федеральное государственное бюджетное образовательное учреждение высшего</w:t>
+      </w:r>
+    </w:p>
+    <w:p>
+      <w:pPr>
+        <w:jc w:val="center"/>
+      </w:pPr>
+      <w:r>
+        <w:t>образования</w:t>
+      </w:r>
+    </w:p>
+    <w:p>
+      <w:pPr>
+        <w:jc w:val="center"/>
+      </w:pPr>
+      <w:r>
+        <w:t>«Чувашский государственный университет им. И.Н. Ульянова»</w:t>
+      </w:r>
+    </w:p>
+    <w:p>
+      <w:pPr>
+        <w:jc w:val="center"/>
+      </w:pPr>
+      <w:r>
+        <w:t>Кафедра вычислительной техники</w:t>
+      </w:r>
+    </w:p>
+    <w:p>
+      <w:r>
+        <w:t xml:space="preserve"> </w:t>
+      </w:r>
+    </w:p>
+    <w:p>
+      <w:r>
+        <w:t xml:space="preserve"> </w:t>
+      </w:r>
+    </w:p>
+    <w:p>
+      <w:r>
+        <w:t xml:space="preserve"> </w:t>
+      </w:r>
+    </w:p>
+    <w:p>
+      <w:r>
+        <w:t xml:space="preserve"> </w:t>
+      </w:r>
+    </w:p>
+    <w:p>
+      <w:r>
+        <w:t xml:space="preserve"> </w:t>
+      </w:r>
+    </w:p>
+    <w:p>
+      <w:r>
+        <w:t xml:space="preserve"> </w:t>
+      </w:r>
+    </w:p>
+    <w:p>
+      <w:r>
+        <w:t xml:space="preserve"> </w:t>
+      </w:r>
+    </w:p>
+    <w:p>
+      <w:r>
+        <w:t xml:space="preserve"> </w:t>
+      </w:r>
+    </w:p>
+    <w:p>
+      <w:r>
+        <w:t xml:space="preserve"> </w:t>
+      </w:r>
+    </w:p>
+    <w:p>
+      <w:pPr>
+        <w:rPr>
+          <w:sz w:val="28"/>
+          <w:szCs w:val="28"/>
+        </w:rPr>
+      </w:pPr>
+      <w:r>
+        <w:t xml:space="preserve"> </w:t>
+      </w:r>
+    </w:p>
+    <w:p>
+      <w:pPr>
+        <w:jc w:val="center"/>
+        <w:rPr>
+          <w:sz w:val="28"/>
+          <w:szCs w:val="28"/>
+        </w:rPr>
+      </w:pPr>
+      <w:r>
+        <w:rPr>
+          <w:sz w:val="28"/>
+          <w:szCs w:val="28"/>
+        </w:rPr>
+        <w:t>Лабораторная работа №</w:t>
+      </w:r>
+      <w:r>
+        <w:rPr>
+          <w:sz w:val="28"/>
+          <w:szCs w:val="28"/>
+        </w:rPr>
+        <w:t>1</w:t>
+      </w:r>
+      <w:r>
+        <w:rPr>
+          <w:sz w:val="28"/>
+          <w:szCs w:val="28"/>
+        </w:rPr>
+        <w:t>3</w:t>
+      </w:r>
+    </w:p>
+    <w:p>
+      <w:pPr>
+        <w:jc w:val="center"/>
+      </w:pPr>
+      <w:r>
+        <w:rPr>
+          <w:rFonts w:ascii="Arial" w:hAnsi="Arial" w:cs="Arial"/>
+          <w:b/>
+          <w:bCs/>
+          <w:color w:val="45423D"/>
+          <w:sz w:val="28"/>
+          <w:szCs w:val="28"/>
+          <w:shd w:val="clear" w:color="auto" w:fill="FFFFFF"/>
+        </w:rPr>
+        <w:t>Контроль трафика.</w:t>
+      </w:r>
+    </w:p>
+    <w:p>
+      <w:r>
+        <w:t xml:space="preserve"> </w:t>
+      </w:r>
+    </w:p>
+    <w:p>
+      <w:r>
+        <w:t xml:space="preserve"> </w:t>
+      </w:r>
+    </w:p>
+    <w:p/>
+    <w:p/>
+    <w:p>
+      <w:pPr>
+        <w:jc w:val="right"/>
+      </w:pPr>
+    </w:p>
+    <w:p>
+      <w:pPr>
+        <w:jc w:val="right"/>
+      </w:pPr>
+    </w:p>
+    <w:p>
+      <w:pPr>
+        <w:jc w:val="right"/>
+      </w:pPr>
+    </w:p>
+    <w:p>
+      <w:pPr>
+        <w:jc w:val="right"/>
+      </w:pPr>
+      <w:r>
+        <w:t xml:space="preserve"> </w:t>
+      </w:r>
+    </w:p>
+    <w:p>
+      <w:pPr>
+        <w:jc w:val="right"/>
+      </w:pPr>
+      <w:r>
+        <w:t xml:space="preserve"> </w:t>
+      </w:r>
+    </w:p>
+    <w:p>
+      <w:pPr>
+        <w:jc w:val="right"/>
+      </w:pPr>
+      <w:r>
+        <w:t>Выполнил: Иванов В.С.</w:t>
+      </w:r>
+    </w:p>
+    <w:p>
+      <w:pPr>
+        <w:jc w:val="right"/>
+      </w:pPr>
+      <w:r>
+        <w:t xml:space="preserve">студент группы ИВТ-41-22 </w:t>
+      </w:r>
+    </w:p>
+    <w:p>
+      <w:pPr>
+        <w:jc w:val="right"/>
+      </w:pPr>
+      <w:r>
+        <w:t xml:space="preserve">Проверил: </w:t>
+      </w:r>
+      <w:proofErr w:type="spellStart"/>
+      <w:r>
+        <w:t>Путевская</w:t>
+      </w:r>
+      <w:proofErr w:type="spellEnd"/>
+      <w:r>
+        <w:t xml:space="preserve"> Ирина Валерьевна</w:t>
+      </w:r>
+    </w:p>
+    <w:p>
+      <w:pPr>
+        <w:jc w:val="center"/>
+      </w:pPr>
+      <w:r>
+        <w:t>Чебоксары, 2025</w:t>
+      </w:r>
+    </w:p>
+    <w:p>
+      <w:pPr>
+        <w:jc w:val="center"/>
+      </w:pPr>
+    </w:p>
+    <w:p>
+      <w:pPr>
+        <w:jc w:val="center"/>
+      </w:pPr>
+    </w:p>
+    <w:p/>
+    <w:p>
+      <w:pPr>
+        <w:rPr>
+          <w:lang w:val="en-US"/>
+        </w:rPr>
+      </w:pPr>
+    </w:p>
     <w:p>
       <w:r>
         <w:t xml:space="preserve">Создадим новые адаптеры, один сетевой мост, другой </w:t>
@@ -69,7 +305,7 @@
                     <pic:cNvPicPr/>
                   </pic:nvPicPr>
                   <pic:blipFill>
-                    <a:blip r:embed="rId4"/>
+                    <a:blip r:embed="rId5"/>
                     <a:stretch>
                       <a:fillRect/>
                     </a:stretch>
@@ -125,7 +361,7 @@
                     <pic:cNvPicPr/>
                   </pic:nvPicPr>
                   <pic:blipFill>
-                    <a:blip r:embed="rId5"/>
+                    <a:blip r:embed="rId6"/>
                     <a:stretch>
                       <a:fillRect/>
                     </a:stretch>
@@ -186,7 +422,7 @@
                     <pic:cNvPicPr/>
                   </pic:nvPicPr>
                   <pic:blipFill>
-                    <a:blip r:embed="rId6"/>
+                    <a:blip r:embed="rId7"/>
                     <a:stretch>
                       <a:fillRect/>
                     </a:stretch>
@@ -237,7 +473,7 @@
                     <pic:cNvPicPr/>
                   </pic:nvPicPr>
                   <pic:blipFill>
-                    <a:blip r:embed="rId7"/>
+                    <a:blip r:embed="rId8"/>
                     <a:stretch>
                       <a:fillRect/>
                     </a:stretch>
@@ -286,7 +522,7 @@
                     <pic:cNvPicPr/>
                   </pic:nvPicPr>
                   <pic:blipFill>
-                    <a:blip r:embed="rId8"/>
+                    <a:blip r:embed="rId9"/>
                     <a:stretch>
                       <a:fillRect/>
                     </a:stretch>
@@ -355,7 +591,7 @@
                     <pic:cNvPicPr/>
                   </pic:nvPicPr>
                   <pic:blipFill>
-                    <a:blip r:embed="rId9"/>
+                    <a:blip r:embed="rId10"/>
                     <a:stretch>
                       <a:fillRect/>
                     </a:stretch>
@@ -432,7 +668,7 @@
                     <pic:cNvPicPr/>
                   </pic:nvPicPr>
                   <pic:blipFill>
-                    <a:blip r:embed="rId10"/>
+                    <a:blip r:embed="rId11"/>
                     <a:stretch>
                       <a:fillRect/>
                     </a:stretch>
@@ -480,7 +716,7 @@
                     <pic:cNvPicPr/>
                   </pic:nvPicPr>
                   <pic:blipFill>
-                    <a:blip r:embed="rId11"/>
+                    <a:blip r:embed="rId12"/>
                     <a:stretch>
                       <a:fillRect/>
                     </a:stretch>
@@ -502,11 +738,6 @@
       </w:r>
     </w:p>
     <w:p>
-      <w:pPr>
-        <w:rPr>
-          <w:lang w:val="en-US"/>
-        </w:rPr>
-      </w:pPr>
       <w:r>
         <w:t xml:space="preserve">Запустим </w:t>
       </w:r>
@@ -544,6 +775,9 @@
     </w:p>
     <w:p>
       <w:r>
+        <w:rPr>
+          <w:noProof/>
+        </w:rPr>
         <w:lastRenderedPageBreak/>
         <w:drawing>
           <wp:inline distT="0" distB="0" distL="0" distR="0" wp14:anchorId="4EAB394C" wp14:editId="19C1FB5E">
@@ -561,7 +795,7 @@
                     <pic:cNvPicPr/>
                   </pic:nvPicPr>
                   <pic:blipFill>
-                    <a:blip r:embed="rId12"/>
+                    <a:blip r:embed="rId13"/>
                     <a:stretch>
                       <a:fillRect/>
                     </a:stretch>
@@ -614,6 +848,7 @@
       </w:pPr>
       <w:r>
         <w:rPr>
+          <w:noProof/>
           <w:lang w:val="en-US"/>
         </w:rPr>
         <w:drawing>
@@ -632,7 +867,7 @@
                     <pic:cNvPicPr/>
                   </pic:nvPicPr>
                   <pic:blipFill>
-                    <a:blip r:embed="rId13"/>
+                    <a:blip r:embed="rId14"/>
                     <a:stretch>
                       <a:fillRect/>
                     </a:stretch>
@@ -660,6 +895,9 @@
     </w:p>
     <w:p>
       <w:r>
+        <w:rPr>
+          <w:noProof/>
+        </w:rPr>
         <w:drawing>
           <wp:inline distT="0" distB="0" distL="0" distR="0" wp14:anchorId="35226AA2" wp14:editId="4B62B50E">
             <wp:extent cx="5509737" cy="1165961"/>
@@ -676,7 +914,7 @@
                     <pic:cNvPicPr/>
                   </pic:nvPicPr>
                   <pic:blipFill>
-                    <a:blip r:embed="rId14"/>
+                    <a:blip r:embed="rId15"/>
                     <a:stretch>
                       <a:fillRect/>
                     </a:stretch>
@@ -704,6 +942,9 @@
     </w:p>
     <w:p>
       <w:r>
+        <w:rPr>
+          <w:noProof/>
+        </w:rPr>
         <w:lastRenderedPageBreak/>
         <w:drawing>
           <wp:inline distT="0" distB="0" distL="0" distR="0" wp14:anchorId="43C59441" wp14:editId="60090137">
@@ -721,7 +962,7 @@
                     <pic:cNvPicPr/>
                   </pic:nvPicPr>
                   <pic:blipFill>
-                    <a:blip r:embed="rId15"/>
+                    <a:blip r:embed="rId16"/>
                     <a:stretch>
                       <a:fillRect/>
                     </a:stretch>
@@ -744,6 +985,9 @@
     </w:p>
     <w:p>
       <w:r>
+        <w:rPr>
+          <w:noProof/>
+        </w:rPr>
         <w:drawing>
           <wp:inline distT="0" distB="0" distL="0" distR="0" wp14:anchorId="592CB31F" wp14:editId="1DE97E10">
             <wp:extent cx="5502117" cy="647756"/>
@@ -760,7 +1004,7 @@
                     <pic:cNvPicPr/>
                   </pic:nvPicPr>
                   <pic:blipFill>
-                    <a:blip r:embed="rId16"/>
+                    <a:blip r:embed="rId17"/>
                     <a:stretch>
                       <a:fillRect/>
                     </a:stretch>
@@ -783,6 +1027,9 @@
     </w:p>
     <w:p>
       <w:r>
+        <w:rPr>
+          <w:noProof/>
+        </w:rPr>
         <w:drawing>
           <wp:inline distT="0" distB="0" distL="0" distR="0" wp14:anchorId="038A4904" wp14:editId="09E0C872">
             <wp:extent cx="5311600" cy="2606266"/>
@@ -799,7 +1046,7 @@
                     <pic:cNvPicPr/>
                   </pic:nvPicPr>
                   <pic:blipFill>
-                    <a:blip r:embed="rId17"/>
+                    <a:blip r:embed="rId18"/>
                     <a:stretch>
                       <a:fillRect/>
                     </a:stretch>
@@ -835,6 +1082,9 @@
     </w:p>
     <w:p>
       <w:r>
+        <w:rPr>
+          <w:noProof/>
+        </w:rPr>
         <w:drawing>
           <wp:inline distT="0" distB="0" distL="0" distR="0" wp14:anchorId="018654E9" wp14:editId="19742CC3">
             <wp:extent cx="4359018" cy="1150720"/>
@@ -851,7 +1101,7 @@
                     <pic:cNvPicPr/>
                   </pic:nvPicPr>
                   <pic:blipFill>
-                    <a:blip r:embed="rId18"/>
+                    <a:blip r:embed="rId19"/>
                     <a:stretch>
                       <a:fillRect/>
                     </a:stretch>
@@ -874,6 +1124,9 @@
     </w:p>
     <w:p>
       <w:r>
+        <w:rPr>
+          <w:noProof/>
+        </w:rPr>
         <w:drawing>
           <wp:inline distT="0" distB="0" distL="0" distR="0" wp14:anchorId="629E38CC" wp14:editId="1980A15E">
             <wp:extent cx="3863675" cy="1127858"/>
@@ -890,7 +1143,7 @@
                     <pic:cNvPicPr/>
                   </pic:nvPicPr>
                   <pic:blipFill>
-                    <a:blip r:embed="rId19"/>
+                    <a:blip r:embed="rId20"/>
                     <a:stretch>
                       <a:fillRect/>
                     </a:stretch>
@@ -942,6 +1195,9 @@
     </w:p>
     <w:p>
       <w:r>
+        <w:rPr>
+          <w:noProof/>
+        </w:rPr>
         <w:lastRenderedPageBreak/>
         <w:drawing>
           <wp:inline distT="0" distB="0" distL="0" distR="0" wp14:anchorId="6D0CD171" wp14:editId="67E21CFC">
@@ -959,7 +1215,7 @@
                     <pic:cNvPicPr/>
                   </pic:nvPicPr>
                   <pic:blipFill>
-                    <a:blip r:embed="rId20"/>
+                    <a:blip r:embed="rId21"/>
                     <a:stretch>
                       <a:fillRect/>
                     </a:stretch>
@@ -1003,6 +1259,9 @@
         </w:rPr>
       </w:pPr>
       <w:r>
+        <w:rPr>
+          <w:noProof/>
+        </w:rPr>
         <w:drawing>
           <wp:inline distT="0" distB="0" distL="0" distR="0" wp14:anchorId="496A47FF" wp14:editId="0D58E3B9">
             <wp:extent cx="3452159" cy="342930"/>
@@ -1019,7 +1278,7 @@
                     <pic:cNvPicPr/>
                   </pic:nvPicPr>
                   <pic:blipFill>
-                    <a:blip r:embed="rId21"/>
+                    <a:blip r:embed="rId22"/>
                     <a:stretch>
                       <a:fillRect/>
                     </a:stretch>
@@ -1072,6 +1331,7 @@
       </w:pPr>
       <w:r>
         <w:rPr>
+          <w:noProof/>
           <w:lang w:val="en-US"/>
         </w:rPr>
         <w:drawing>
@@ -1090,7 +1350,7 @@
                     <pic:cNvPicPr/>
                   </pic:nvPicPr>
                   <pic:blipFill>
-                    <a:blip r:embed="rId22"/>
+                    <a:blip r:embed="rId23"/>
                     <a:stretch>
                       <a:fillRect/>
                     </a:stretch>
@@ -1117,7 +1377,15 @@
       </w:r>
     </w:p>
     <w:p>
-      <w:r>
+      <w:pPr>
+        <w:rPr>
+          <w:lang w:val="en-US"/>
+        </w:rPr>
+      </w:pPr>
+      <w:r>
+        <w:rPr>
+          <w:noProof/>
+        </w:rPr>
         <w:drawing>
           <wp:inline distT="0" distB="0" distL="0" distR="0" wp14:anchorId="78629AE7" wp14:editId="79DD87F3">
             <wp:extent cx="4991533" cy="3071126"/>
@@ -1134,7 +1402,7 @@
                     <pic:cNvPicPr/>
                   </pic:nvPicPr>
                   <pic:blipFill>
-                    <a:blip r:embed="rId23"/>
+                    <a:blip r:embed="rId24"/>
                     <a:stretch>
                       <a:fillRect/>
                     </a:stretch>
@@ -1155,6 +1423,607 @@
         </w:drawing>
       </w:r>
     </w:p>
+    <w:p>
+      <w:pPr>
+        <w:rPr>
+          <w:lang w:val="en-US"/>
+        </w:rPr>
+      </w:pPr>
+    </w:p>
+    <w:p>
+      <w:r>
+        <w:t>Ответы на вопросы</w:t>
+      </w:r>
+    </w:p>
+    <w:p>
+      <w:pPr>
+        <w:rPr>
+          <w:b/>
+          <w:bCs/>
+        </w:rPr>
+      </w:pPr>
+      <w:r>
+        <w:rPr>
+          <w:b/>
+          <w:bCs/>
+        </w:rPr>
+        <w:t>1. Где открывается порт?</w:t>
+      </w:r>
+    </w:p>
+    <w:p>
+      <w:r>
+        <w:t>Порт открывается на </w:t>
+      </w:r>
+      <w:r>
+        <w:rPr>
+          <w:b/>
+          <w:bCs/>
+        </w:rPr>
+        <w:t>сетевом устройстве</w:t>
+      </w:r>
+      <w:r>
+        <w:t> (сервере, роутере, компьютере) в одном из мест:</w:t>
+      </w:r>
+    </w:p>
+    <w:p>
+      <w:pPr>
+        <w:numPr>
+          <w:ilvl w:val="0"/>
+          <w:numId w:val="1"/>
+        </w:numPr>
+      </w:pPr>
+      <w:r>
+        <w:rPr>
+          <w:b/>
+          <w:bCs/>
+        </w:rPr>
+        <w:t>На хосте (сервере)</w:t>
+      </w:r>
+      <w:r>
+        <w:t>:</w:t>
+      </w:r>
+    </w:p>
+    <w:p>
+      <w:pPr>
+        <w:numPr>
+          <w:ilvl w:val="1"/>
+          <w:numId w:val="1"/>
+        </w:numPr>
+      </w:pPr>
+      <w:r>
+        <w:t>Через настройки службы (например, веб-сервер Apache/</w:t>
+      </w:r>
+      <w:proofErr w:type="spellStart"/>
+      <w:r>
+        <w:t>Nginx</w:t>
+      </w:r>
+      <w:proofErr w:type="spellEnd"/>
+      <w:r>
+        <w:t xml:space="preserve"> открывает порт 80 или 443).</w:t>
+      </w:r>
+    </w:p>
+    <w:p>
+      <w:pPr>
+        <w:numPr>
+          <w:ilvl w:val="1"/>
+          <w:numId w:val="1"/>
+        </w:numPr>
+      </w:pPr>
+      <w:r>
+        <w:t>Вручную с помощью утилит (</w:t>
+      </w:r>
+      <w:proofErr w:type="spellStart"/>
+      <w:r>
+        <w:t>nc</w:t>
+      </w:r>
+      <w:proofErr w:type="spellEnd"/>
+      <w:r>
+        <w:t>, </w:t>
+      </w:r>
+      <w:proofErr w:type="spellStart"/>
+      <w:r>
+        <w:t>socat</w:t>
+      </w:r>
+      <w:proofErr w:type="spellEnd"/>
+      <w:r>
+        <w:t>).</w:t>
+      </w:r>
+    </w:p>
+    <w:p>
+      <w:pPr>
+        <w:numPr>
+          <w:ilvl w:val="0"/>
+          <w:numId w:val="1"/>
+        </w:numPr>
+        <w:rPr>
+          <w:lang w:val="en-US"/>
+        </w:rPr>
+      </w:pPr>
+      <w:r>
+        <w:rPr>
+          <w:b/>
+          <w:bCs/>
+        </w:rPr>
+        <w:t>На</w:t>
+      </w:r>
+      <w:r>
+        <w:rPr>
+          <w:b/>
+          <w:bCs/>
+          <w:lang w:val="en-US"/>
+        </w:rPr>
+        <w:t xml:space="preserve"> </w:t>
+      </w:r>
+      <w:proofErr w:type="spellStart"/>
+      <w:r>
+        <w:rPr>
+          <w:b/>
+          <w:bCs/>
+        </w:rPr>
+        <w:t>фаерволе</w:t>
+      </w:r>
+      <w:proofErr w:type="spellEnd"/>
+      <w:r>
+        <w:rPr>
+          <w:b/>
+          <w:bCs/>
+          <w:lang w:val="en-US"/>
+        </w:rPr>
+        <w:t xml:space="preserve"> (iptables/</w:t>
+      </w:r>
+      <w:proofErr w:type="spellStart"/>
+      <w:r>
+        <w:rPr>
+          <w:b/>
+          <w:bCs/>
+          <w:lang w:val="en-US"/>
+        </w:rPr>
+        <w:t>nftables</w:t>
+      </w:r>
+      <w:proofErr w:type="spellEnd"/>
+      <w:r>
+        <w:rPr>
+          <w:b/>
+          <w:bCs/>
+          <w:lang w:val="en-US"/>
+        </w:rPr>
+        <w:t xml:space="preserve">, </w:t>
+      </w:r>
+      <w:proofErr w:type="spellStart"/>
+      <w:r>
+        <w:rPr>
+          <w:b/>
+          <w:bCs/>
+          <w:lang w:val="en-US"/>
+        </w:rPr>
+        <w:t>firewalld</w:t>
+      </w:r>
+      <w:proofErr w:type="spellEnd"/>
+      <w:r>
+        <w:rPr>
+          <w:b/>
+          <w:bCs/>
+          <w:lang w:val="en-US"/>
+        </w:rPr>
+        <w:t xml:space="preserve">, </w:t>
+      </w:r>
+      <w:proofErr w:type="spellStart"/>
+      <w:r>
+        <w:rPr>
+          <w:b/>
+          <w:bCs/>
+          <w:lang w:val="en-US"/>
+        </w:rPr>
+        <w:t>ufw</w:t>
+      </w:r>
+      <w:proofErr w:type="spellEnd"/>
+      <w:r>
+        <w:rPr>
+          <w:b/>
+          <w:bCs/>
+          <w:lang w:val="en-US"/>
+        </w:rPr>
+        <w:t>)</w:t>
+      </w:r>
+      <w:r>
+        <w:rPr>
+          <w:lang w:val="en-US"/>
+        </w:rPr>
+        <w:t>:</w:t>
+      </w:r>
+    </w:p>
+    <w:p>
+      <w:pPr>
+        <w:numPr>
+          <w:ilvl w:val="0"/>
+          <w:numId w:val="1"/>
+        </w:numPr>
+      </w:pPr>
+      <w:r>
+        <w:rPr>
+          <w:b/>
+          <w:bCs/>
+        </w:rPr>
+        <w:lastRenderedPageBreak/>
+        <w:t>На роутере/NAT-устройстве</w:t>
+      </w:r>
+      <w:r>
+        <w:t>:</w:t>
+      </w:r>
+    </w:p>
+    <w:p>
+      <w:pPr>
+        <w:numPr>
+          <w:ilvl w:val="1"/>
+          <w:numId w:val="1"/>
+        </w:numPr>
+      </w:pPr>
+      <w:r>
+        <w:t xml:space="preserve">Проброс портов (Port </w:t>
+      </w:r>
+      <w:proofErr w:type="spellStart"/>
+      <w:r>
+        <w:t>Forwarding</w:t>
+      </w:r>
+      <w:proofErr w:type="spellEnd"/>
+      <w:r>
+        <w:t>) во внешнюю сеть.</w:t>
+      </w:r>
+    </w:p>
+    <w:p/>
+    <w:p>
+      <w:pPr>
+        <w:rPr>
+          <w:b/>
+          <w:bCs/>
+        </w:rPr>
+      </w:pPr>
+      <w:r>
+        <w:rPr>
+          <w:b/>
+          <w:bCs/>
+        </w:rPr>
+        <w:t>2. Зачем открывать порт?</w:t>
+      </w:r>
+    </w:p>
+    <w:p>
+      <w:r>
+        <w:t>Открытие порта нужно для:</w:t>
+      </w:r>
+    </w:p>
+    <w:p>
+      <w:pPr>
+        <w:numPr>
+          <w:ilvl w:val="0"/>
+          <w:numId w:val="2"/>
+        </w:numPr>
+      </w:pPr>
+      <w:r>
+        <w:rPr>
+          <w:b/>
+          <w:bCs/>
+        </w:rPr>
+        <w:t>Доступа к сервисам извне</w:t>
+      </w:r>
+      <w:r>
+        <w:t>:</w:t>
+      </w:r>
+    </w:p>
+    <w:p>
+      <w:pPr>
+        <w:numPr>
+          <w:ilvl w:val="1"/>
+          <w:numId w:val="2"/>
+        </w:numPr>
+      </w:pPr>
+      <w:r>
+        <w:t>Веб-сервер (80/</w:t>
+      </w:r>
+      <w:proofErr w:type="spellStart"/>
+      <w:r>
+        <w:t>tcp</w:t>
+      </w:r>
+      <w:proofErr w:type="spellEnd"/>
+      <w:r>
+        <w:t>, 443/</w:t>
+      </w:r>
+      <w:proofErr w:type="spellStart"/>
+      <w:r>
+        <w:t>tcp</w:t>
+      </w:r>
+      <w:proofErr w:type="spellEnd"/>
+      <w:r>
+        <w:t>), SSH (22/</w:t>
+      </w:r>
+      <w:proofErr w:type="spellStart"/>
+      <w:r>
+        <w:t>tcp</w:t>
+      </w:r>
+      <w:proofErr w:type="spellEnd"/>
+      <w:r>
+        <w:t>).</w:t>
+      </w:r>
+    </w:p>
+    <w:p>
+      <w:pPr>
+        <w:numPr>
+          <w:ilvl w:val="0"/>
+          <w:numId w:val="2"/>
+        </w:numPr>
+      </w:pPr>
+      <w:r>
+        <w:rPr>
+          <w:b/>
+          <w:bCs/>
+        </w:rPr>
+        <w:t>P2P-соединений</w:t>
+      </w:r>
+      <w:r>
+        <w:t>:</w:t>
+      </w:r>
+    </w:p>
+    <w:p>
+      <w:pPr>
+        <w:numPr>
+          <w:ilvl w:val="1"/>
+          <w:numId w:val="2"/>
+        </w:numPr>
+      </w:pPr>
+      <w:r>
+        <w:t>Торренты, VoIP (SIP), видеоконференции.</w:t>
+      </w:r>
+    </w:p>
+    <w:p>
+      <w:pPr>
+        <w:numPr>
+          <w:ilvl w:val="0"/>
+          <w:numId w:val="2"/>
+        </w:numPr>
+      </w:pPr>
+      <w:r>
+        <w:rPr>
+          <w:b/>
+          <w:bCs/>
+        </w:rPr>
+        <w:t>Удалённого управления</w:t>
+      </w:r>
+      <w:r>
+        <w:t>:</w:t>
+      </w:r>
+    </w:p>
+    <w:p>
+      <w:pPr>
+        <w:numPr>
+          <w:ilvl w:val="1"/>
+          <w:numId w:val="2"/>
+        </w:numPr>
+      </w:pPr>
+      <w:r>
+        <w:t>RDP (3389/</w:t>
+      </w:r>
+      <w:proofErr w:type="spellStart"/>
+      <w:r>
+        <w:t>tcp</w:t>
+      </w:r>
+      <w:proofErr w:type="spellEnd"/>
+      <w:r>
+        <w:t>), VNC (5900/</w:t>
+      </w:r>
+      <w:proofErr w:type="spellStart"/>
+      <w:r>
+        <w:t>tcp</w:t>
+      </w:r>
+      <w:proofErr w:type="spellEnd"/>
+      <w:r>
+        <w:t>).</w:t>
+      </w:r>
+    </w:p>
+    <w:p>
+      <w:pPr>
+        <w:rPr>
+          <w:b/>
+          <w:bCs/>
+        </w:rPr>
+      </w:pPr>
+      <w:r>
+        <w:rPr>
+          <w:b/>
+          <w:bCs/>
+        </w:rPr>
+        <w:t>3. Как работает MASQUERADE?</w:t>
+      </w:r>
+    </w:p>
+    <w:p>
+      <w:r>
+        <w:rPr>
+          <w:b/>
+          <w:bCs/>
+        </w:rPr>
+        <w:t>MASQUERADE</w:t>
+      </w:r>
+      <w:r>
+        <w:t> — это частный случай NAT (</w:t>
+      </w:r>
+      <w:proofErr w:type="spellStart"/>
+      <w:r>
+        <w:t>маскарадинг</w:t>
+      </w:r>
+      <w:proofErr w:type="spellEnd"/>
+      <w:r>
+        <w:t>) в Linux, который:</w:t>
+      </w:r>
+    </w:p>
+    <w:p>
+      <w:pPr>
+        <w:numPr>
+          <w:ilvl w:val="0"/>
+          <w:numId w:val="3"/>
+        </w:numPr>
+      </w:pPr>
+      <w:r>
+        <w:rPr>
+          <w:b/>
+          <w:bCs/>
+        </w:rPr>
+        <w:t>Подменяет исходный IP-адрес</w:t>
+      </w:r>
+      <w:r>
+        <w:t> внутренних хостов на внешний IP-адрес роутера перед отправкой в интернет.</w:t>
+      </w:r>
+    </w:p>
+    <w:p>
+      <w:pPr>
+        <w:numPr>
+          <w:ilvl w:val="0"/>
+          <w:numId w:val="3"/>
+        </w:numPr>
+      </w:pPr>
+      <w:r>
+        <w:rPr>
+          <w:b/>
+          <w:bCs/>
+        </w:rPr>
+        <w:t>Автоматически определяет внешний интерфейс</w:t>
+      </w:r>
+      <w:r>
+        <w:t> (полезно при динамическом IP, например, DHCP от провайдера).</w:t>
+      </w:r>
+    </w:p>
+    <w:p>
+      <w:pPr>
+        <w:rPr>
+          <w:b/>
+          <w:bCs/>
+        </w:rPr>
+      </w:pPr>
+      <w:r>
+        <w:rPr>
+          <w:b/>
+          <w:bCs/>
+        </w:rPr>
+        <w:t>4. Зачем нужна DMZ-зона?</w:t>
+      </w:r>
+    </w:p>
+    <w:p>
+      <w:r>
+        <w:rPr>
+          <w:b/>
+          <w:bCs/>
+        </w:rPr>
+        <w:t>DMZ (</w:t>
+      </w:r>
+      <w:proofErr w:type="spellStart"/>
+      <w:r>
+        <w:rPr>
+          <w:b/>
+          <w:bCs/>
+        </w:rPr>
+        <w:t>Demilitarized</w:t>
+      </w:r>
+      <w:proofErr w:type="spellEnd"/>
+      <w:r>
+        <w:rPr>
+          <w:b/>
+          <w:bCs/>
+        </w:rPr>
+        <w:t xml:space="preserve"> Zone)</w:t>
+      </w:r>
+      <w:r>
+        <w:t> — изолированная подсеть между внутренней сетью и интернетом для размещения публичных сервисов.</w:t>
+      </w:r>
+    </w:p>
+    <w:p>
+      <w:r>
+        <w:rPr>
+          <w:b/>
+          <w:bCs/>
+        </w:rPr>
+        <w:t>Задачи DMZ:</w:t>
+      </w:r>
+    </w:p>
+    <w:p>
+      <w:pPr>
+        <w:numPr>
+          <w:ilvl w:val="0"/>
+          <w:numId w:val="4"/>
+        </w:numPr>
+      </w:pPr>
+      <w:r>
+        <w:rPr>
+          <w:b/>
+          <w:bCs/>
+        </w:rPr>
+        <w:t>Повышение безопасности</w:t>
+      </w:r>
+      <w:r>
+        <w:t>:</w:t>
+      </w:r>
+    </w:p>
+    <w:p>
+      <w:pPr>
+        <w:numPr>
+          <w:ilvl w:val="1"/>
+          <w:numId w:val="4"/>
+        </w:numPr>
+      </w:pPr>
+      <w:r>
+        <w:t>Сервера в DMZ (веб, почта) доступны из интернета, но отделены от внутренней сети.</w:t>
+      </w:r>
+    </w:p>
+    <w:p>
+      <w:pPr>
+        <w:numPr>
+          <w:ilvl w:val="1"/>
+          <w:numId w:val="4"/>
+        </w:numPr>
+      </w:pPr>
+      <w:r>
+        <w:t>Даже при взломе DMZ злоумышленник не получит доступ к LAN.</w:t>
+      </w:r>
+    </w:p>
+    <w:p>
+      <w:pPr>
+        <w:numPr>
+          <w:ilvl w:val="0"/>
+          <w:numId w:val="4"/>
+        </w:numPr>
+      </w:pPr>
+      <w:r>
+        <w:rPr>
+          <w:b/>
+          <w:bCs/>
+        </w:rPr>
+        <w:t>Контроль трафика</w:t>
+      </w:r>
+      <w:r>
+        <w:t>:</w:t>
+      </w:r>
+    </w:p>
+    <w:p>
+      <w:pPr>
+        <w:numPr>
+          <w:ilvl w:val="1"/>
+          <w:numId w:val="4"/>
+        </w:numPr>
+      </w:pPr>
+      <w:proofErr w:type="spellStart"/>
+      <w:r>
+        <w:t>Фаервол</w:t>
+      </w:r>
+      <w:proofErr w:type="spellEnd"/>
+      <w:r>
+        <w:t xml:space="preserve"> разрешает только нужные соединения (например, 80/</w:t>
+      </w:r>
+      <w:proofErr w:type="spellStart"/>
+      <w:r>
+        <w:t>tcp</w:t>
+      </w:r>
+      <w:proofErr w:type="spellEnd"/>
+      <w:r>
+        <w:t> → веб-сервер в DMZ).</w:t>
+      </w:r>
+    </w:p>
+    <w:p/>
     <w:sectPr>
       <w:pgSz w:w="11906" w:h="16838"/>
       <w:pgMar w:top="1134" w:right="850" w:bottom="1134" w:left="1701" w:header="708" w:footer="708" w:gutter="0"/>
@@ -1163,6 +2032,555 @@
     </w:sectPr>
   </w:body>
 </w:document>
+</file>
+
+<file path=word/numbering.xml><?xml version="1.0" encoding="utf-8"?>
+<w:numbering xmlns:wpc="http://schemas.microsoft.com/office/word/2010/wordprocessingCanvas" xmlns:cx="http://schemas.microsoft.com/office/drawing/2014/chartex" xmlns:cx1="http://schemas.microsoft.com/office/drawing/2015/9/8/chartex" xmlns:cx2="http://schemas.microsoft.com/office/drawing/2015/10/21/chartex" xmlns:cx3="http://schemas.microsoft.com/office/drawing/2016/5/9/chartex" xmlns:cx4="http://schemas.microsoft.com/office/drawing/2016/5/10/chartex" xmlns:cx5="http://schemas.microsoft.com/office/drawing/2016/5/11/chartex" xmlns:cx6="http://schemas.microsoft.com/office/drawing/2016/5/12/chartex" xmlns:cx7="http://schemas.microsoft.com/office/drawing/2016/5/13/chartex" xmlns:cx8="http://schemas.microsoft.com/office/drawing/2016/5/14/chartex" xmlns:mc="http://schemas.openxmlformats.org/markup-compatibility/2006" xmlns:aink="http://schemas.microsoft.com/office/drawing/2016/ink" xmlns:am3d="http://schemas.microsoft.com/office/drawing/2017/model3d" xmlns:o="urn:schemas-microsoft-com:office:office" xmlns:oel="http://schemas.microsoft.com/office/2019/extlst" xmlns:r="http://schemas.openxmlformats.org/officeDocument/2006/relationships" xmlns:m="http://schemas.openxmlformats.org/officeDocument/2006/math" xmlns:v="urn:schemas-microsoft-com:vml" xmlns:wp14="http://schemas.microsoft.com/office/word/2010/wordprocessingDrawing" xmlns:wp="http://schemas.openxmlformats.org/drawingml/2006/wordprocessingDrawing" xmlns:w10="urn:schemas-microsoft-com:office:word" xmlns:w="http://schemas.openxmlformats.org/wordprocessingml/2006/main" xmlns:w14="http://schemas.microsoft.com/office/word/2010/wordml" xmlns:w15="http://schemas.microsoft.com/office/word/2012/wordml" xmlns:w16cex="http://schemas.microsoft.com/office/word/2018/wordml/cex" xmlns:w16cid="http://schemas.microsoft.com/office/word/2016/wordml/cid" xmlns:w16="http://schemas.microsoft.com/office/word/2018/wordml" xmlns:w16du="http://schemas.microsoft.com/office/word/2023/wordml/word16du" xmlns:w16sdtdh="http://schemas.microsoft.com/office/word/2020/wordml/sdtdatahash" xmlns:w16sdtfl="http://schemas.microsoft.com/office/word/2024/wordml/sdtformatlock" xmlns:w16se="http://schemas.microsoft.com/office/word/2015/wordml/symex" xmlns:wpg="http://schemas.microsoft.com/office/word/2010/wordprocessingGroup" xmlns:wpi="http://schemas.microsoft.com/office/word/2010/wordprocessingInk" xmlns:wne="http://schemas.microsoft.com/office/word/2006/wordml" xmlns:wps="http://schemas.microsoft.com/office/word/2010/wordprocessingShape" mc:Ignorable="w14 w15 w16se w16cid w16 w16cex w16sdtdh w16sdtfl w16du wp14">
+  <w:abstractNum w:abstractNumId="0" w15:restartNumberingAfterBreak="0">
+    <w:nsid w:val="0DC977FB"/>
+    <w:multiLevelType w:val="multilevel"/>
+    <w:tmpl w:val="4BF2FC70"/>
+    <w:lvl w:ilvl="0">
+      <w:start w:val="1"/>
+      <w:numFmt w:val="decimal"/>
+      <w:lvlText w:val="%1."/>
+      <w:lvlJc w:val="left"/>
+      <w:pPr>
+        <w:tabs>
+          <w:tab w:val="num" w:pos="720"/>
+        </w:tabs>
+        <w:ind w:left="720" w:hanging="360"/>
+      </w:pPr>
+    </w:lvl>
+    <w:lvl w:ilvl="1">
+      <w:start w:val="1"/>
+      <w:numFmt w:val="bullet"/>
+      <w:lvlText w:val="o"/>
+      <w:lvlJc w:val="left"/>
+      <w:pPr>
+        <w:tabs>
+          <w:tab w:val="num" w:pos="1440"/>
+        </w:tabs>
+        <w:ind w:left="1440" w:hanging="360"/>
+      </w:pPr>
+      <w:rPr>
+        <w:rFonts w:ascii="Courier New" w:hAnsi="Courier New" w:hint="default"/>
+        <w:sz w:val="20"/>
+      </w:rPr>
+    </w:lvl>
+    <w:lvl w:ilvl="2" w:tentative="1">
+      <w:start w:val="1"/>
+      <w:numFmt w:val="decimal"/>
+      <w:lvlText w:val="%3."/>
+      <w:lvlJc w:val="left"/>
+      <w:pPr>
+        <w:tabs>
+          <w:tab w:val="num" w:pos="2160"/>
+        </w:tabs>
+        <w:ind w:left="2160" w:hanging="360"/>
+      </w:pPr>
+    </w:lvl>
+    <w:lvl w:ilvl="3" w:tentative="1">
+      <w:start w:val="1"/>
+      <w:numFmt w:val="decimal"/>
+      <w:lvlText w:val="%4."/>
+      <w:lvlJc w:val="left"/>
+      <w:pPr>
+        <w:tabs>
+          <w:tab w:val="num" w:pos="2880"/>
+        </w:tabs>
+        <w:ind w:left="2880" w:hanging="360"/>
+      </w:pPr>
+    </w:lvl>
+    <w:lvl w:ilvl="4" w:tentative="1">
+      <w:start w:val="1"/>
+      <w:numFmt w:val="decimal"/>
+      <w:lvlText w:val="%5."/>
+      <w:lvlJc w:val="left"/>
+      <w:pPr>
+        <w:tabs>
+          <w:tab w:val="num" w:pos="3600"/>
+        </w:tabs>
+        <w:ind w:left="3600" w:hanging="360"/>
+      </w:pPr>
+    </w:lvl>
+    <w:lvl w:ilvl="5" w:tentative="1">
+      <w:start w:val="1"/>
+      <w:numFmt w:val="decimal"/>
+      <w:lvlText w:val="%6."/>
+      <w:lvlJc w:val="left"/>
+      <w:pPr>
+        <w:tabs>
+          <w:tab w:val="num" w:pos="4320"/>
+        </w:tabs>
+        <w:ind w:left="4320" w:hanging="360"/>
+      </w:pPr>
+    </w:lvl>
+    <w:lvl w:ilvl="6" w:tentative="1">
+      <w:start w:val="1"/>
+      <w:numFmt w:val="decimal"/>
+      <w:lvlText w:val="%7."/>
+      <w:lvlJc w:val="left"/>
+      <w:pPr>
+        <w:tabs>
+          <w:tab w:val="num" w:pos="5040"/>
+        </w:tabs>
+        <w:ind w:left="5040" w:hanging="360"/>
+      </w:pPr>
+    </w:lvl>
+    <w:lvl w:ilvl="7" w:tentative="1">
+      <w:start w:val="1"/>
+      <w:numFmt w:val="decimal"/>
+      <w:lvlText w:val="%8."/>
+      <w:lvlJc w:val="left"/>
+      <w:pPr>
+        <w:tabs>
+          <w:tab w:val="num" w:pos="5760"/>
+        </w:tabs>
+        <w:ind w:left="5760" w:hanging="360"/>
+      </w:pPr>
+    </w:lvl>
+    <w:lvl w:ilvl="8" w:tentative="1">
+      <w:start w:val="1"/>
+      <w:numFmt w:val="decimal"/>
+      <w:lvlText w:val="%9."/>
+      <w:lvlJc w:val="left"/>
+      <w:pPr>
+        <w:tabs>
+          <w:tab w:val="num" w:pos="6480"/>
+        </w:tabs>
+        <w:ind w:left="6480" w:hanging="360"/>
+      </w:pPr>
+    </w:lvl>
+  </w:abstractNum>
+  <w:abstractNum w:abstractNumId="1" w15:restartNumberingAfterBreak="0">
+    <w:nsid w:val="47A84358"/>
+    <w:multiLevelType w:val="multilevel"/>
+    <w:tmpl w:val="96FE3394"/>
+    <w:lvl w:ilvl="0">
+      <w:start w:val="1"/>
+      <w:numFmt w:val="decimal"/>
+      <w:lvlText w:val="%1."/>
+      <w:lvlJc w:val="left"/>
+      <w:pPr>
+        <w:tabs>
+          <w:tab w:val="num" w:pos="720"/>
+        </w:tabs>
+        <w:ind w:left="720" w:hanging="360"/>
+      </w:pPr>
+    </w:lvl>
+    <w:lvl w:ilvl="1">
+      <w:start w:val="1"/>
+      <w:numFmt w:val="bullet"/>
+      <w:lvlText w:val="o"/>
+      <w:lvlJc w:val="left"/>
+      <w:pPr>
+        <w:tabs>
+          <w:tab w:val="num" w:pos="1440"/>
+        </w:tabs>
+        <w:ind w:left="1440" w:hanging="360"/>
+      </w:pPr>
+      <w:rPr>
+        <w:rFonts w:ascii="Courier New" w:hAnsi="Courier New" w:hint="default"/>
+        <w:sz w:val="20"/>
+      </w:rPr>
+    </w:lvl>
+    <w:lvl w:ilvl="2" w:tentative="1">
+      <w:start w:val="1"/>
+      <w:numFmt w:val="decimal"/>
+      <w:lvlText w:val="%3."/>
+      <w:lvlJc w:val="left"/>
+      <w:pPr>
+        <w:tabs>
+          <w:tab w:val="num" w:pos="2160"/>
+        </w:tabs>
+        <w:ind w:left="2160" w:hanging="360"/>
+      </w:pPr>
+    </w:lvl>
+    <w:lvl w:ilvl="3" w:tentative="1">
+      <w:start w:val="1"/>
+      <w:numFmt w:val="decimal"/>
+      <w:lvlText w:val="%4."/>
+      <w:lvlJc w:val="left"/>
+      <w:pPr>
+        <w:tabs>
+          <w:tab w:val="num" w:pos="2880"/>
+        </w:tabs>
+        <w:ind w:left="2880" w:hanging="360"/>
+      </w:pPr>
+    </w:lvl>
+    <w:lvl w:ilvl="4" w:tentative="1">
+      <w:start w:val="1"/>
+      <w:numFmt w:val="decimal"/>
+      <w:lvlText w:val="%5."/>
+      <w:lvlJc w:val="left"/>
+      <w:pPr>
+        <w:tabs>
+          <w:tab w:val="num" w:pos="3600"/>
+        </w:tabs>
+        <w:ind w:left="3600" w:hanging="360"/>
+      </w:pPr>
+    </w:lvl>
+    <w:lvl w:ilvl="5" w:tentative="1">
+      <w:start w:val="1"/>
+      <w:numFmt w:val="decimal"/>
+      <w:lvlText w:val="%6."/>
+      <w:lvlJc w:val="left"/>
+      <w:pPr>
+        <w:tabs>
+          <w:tab w:val="num" w:pos="4320"/>
+        </w:tabs>
+        <w:ind w:left="4320" w:hanging="360"/>
+      </w:pPr>
+    </w:lvl>
+    <w:lvl w:ilvl="6" w:tentative="1">
+      <w:start w:val="1"/>
+      <w:numFmt w:val="decimal"/>
+      <w:lvlText w:val="%7."/>
+      <w:lvlJc w:val="left"/>
+      <w:pPr>
+        <w:tabs>
+          <w:tab w:val="num" w:pos="5040"/>
+        </w:tabs>
+        <w:ind w:left="5040" w:hanging="360"/>
+      </w:pPr>
+    </w:lvl>
+    <w:lvl w:ilvl="7" w:tentative="1">
+      <w:start w:val="1"/>
+      <w:numFmt w:val="decimal"/>
+      <w:lvlText w:val="%8."/>
+      <w:lvlJc w:val="left"/>
+      <w:pPr>
+        <w:tabs>
+          <w:tab w:val="num" w:pos="5760"/>
+        </w:tabs>
+        <w:ind w:left="5760" w:hanging="360"/>
+      </w:pPr>
+    </w:lvl>
+    <w:lvl w:ilvl="8" w:tentative="1">
+      <w:start w:val="1"/>
+      <w:numFmt w:val="decimal"/>
+      <w:lvlText w:val="%9."/>
+      <w:lvlJc w:val="left"/>
+      <w:pPr>
+        <w:tabs>
+          <w:tab w:val="num" w:pos="6480"/>
+        </w:tabs>
+        <w:ind w:left="6480" w:hanging="360"/>
+      </w:pPr>
+    </w:lvl>
+  </w:abstractNum>
+  <w:abstractNum w:abstractNumId="2" w15:restartNumberingAfterBreak="0">
+    <w:nsid w:val="4A4623FD"/>
+    <w:multiLevelType w:val="multilevel"/>
+    <w:tmpl w:val="A5A053BE"/>
+    <w:lvl w:ilvl="0">
+      <w:start w:val="1"/>
+      <w:numFmt w:val="bullet"/>
+      <w:lvlText w:val=""/>
+      <w:lvlJc w:val="left"/>
+      <w:pPr>
+        <w:tabs>
+          <w:tab w:val="num" w:pos="720"/>
+        </w:tabs>
+        <w:ind w:left="720" w:hanging="360"/>
+      </w:pPr>
+      <w:rPr>
+        <w:rFonts w:ascii="Symbol" w:hAnsi="Symbol" w:hint="default"/>
+        <w:sz w:val="20"/>
+      </w:rPr>
+    </w:lvl>
+    <w:lvl w:ilvl="1" w:tentative="1">
+      <w:start w:val="1"/>
+      <w:numFmt w:val="bullet"/>
+      <w:lvlText w:val="o"/>
+      <w:lvlJc w:val="left"/>
+      <w:pPr>
+        <w:tabs>
+          <w:tab w:val="num" w:pos="1440"/>
+        </w:tabs>
+        <w:ind w:left="1440" w:hanging="360"/>
+      </w:pPr>
+      <w:rPr>
+        <w:rFonts w:ascii="Courier New" w:hAnsi="Courier New" w:hint="default"/>
+        <w:sz w:val="20"/>
+      </w:rPr>
+    </w:lvl>
+    <w:lvl w:ilvl="2" w:tentative="1">
+      <w:start w:val="1"/>
+      <w:numFmt w:val="bullet"/>
+      <w:lvlText w:val=""/>
+      <w:lvlJc w:val="left"/>
+      <w:pPr>
+        <w:tabs>
+          <w:tab w:val="num" w:pos="2160"/>
+        </w:tabs>
+        <w:ind w:left="2160" w:hanging="360"/>
+      </w:pPr>
+      <w:rPr>
+        <w:rFonts w:ascii="Wingdings" w:hAnsi="Wingdings" w:hint="default"/>
+        <w:sz w:val="20"/>
+      </w:rPr>
+    </w:lvl>
+    <w:lvl w:ilvl="3" w:tentative="1">
+      <w:start w:val="1"/>
+      <w:numFmt w:val="bullet"/>
+      <w:lvlText w:val=""/>
+      <w:lvlJc w:val="left"/>
+      <w:pPr>
+        <w:tabs>
+          <w:tab w:val="num" w:pos="2880"/>
+        </w:tabs>
+        <w:ind w:left="2880" w:hanging="360"/>
+      </w:pPr>
+      <w:rPr>
+        <w:rFonts w:ascii="Wingdings" w:hAnsi="Wingdings" w:hint="default"/>
+        <w:sz w:val="20"/>
+      </w:rPr>
+    </w:lvl>
+    <w:lvl w:ilvl="4" w:tentative="1">
+      <w:start w:val="1"/>
+      <w:numFmt w:val="bullet"/>
+      <w:lvlText w:val=""/>
+      <w:lvlJc w:val="left"/>
+      <w:pPr>
+        <w:tabs>
+          <w:tab w:val="num" w:pos="3600"/>
+        </w:tabs>
+        <w:ind w:left="3600" w:hanging="360"/>
+      </w:pPr>
+      <w:rPr>
+        <w:rFonts w:ascii="Wingdings" w:hAnsi="Wingdings" w:hint="default"/>
+        <w:sz w:val="20"/>
+      </w:rPr>
+    </w:lvl>
+    <w:lvl w:ilvl="5" w:tentative="1">
+      <w:start w:val="1"/>
+      <w:numFmt w:val="bullet"/>
+      <w:lvlText w:val=""/>
+      <w:lvlJc w:val="left"/>
+      <w:pPr>
+        <w:tabs>
+          <w:tab w:val="num" w:pos="4320"/>
+        </w:tabs>
+        <w:ind w:left="4320" w:hanging="360"/>
+      </w:pPr>
+      <w:rPr>
+        <w:rFonts w:ascii="Wingdings" w:hAnsi="Wingdings" w:hint="default"/>
+        <w:sz w:val="20"/>
+      </w:rPr>
+    </w:lvl>
+    <w:lvl w:ilvl="6" w:tentative="1">
+      <w:start w:val="1"/>
+      <w:numFmt w:val="bullet"/>
+      <w:lvlText w:val=""/>
+      <w:lvlJc w:val="left"/>
+      <w:pPr>
+        <w:tabs>
+          <w:tab w:val="num" w:pos="5040"/>
+        </w:tabs>
+        <w:ind w:left="5040" w:hanging="360"/>
+      </w:pPr>
+      <w:rPr>
+        <w:rFonts w:ascii="Wingdings" w:hAnsi="Wingdings" w:hint="default"/>
+        <w:sz w:val="20"/>
+      </w:rPr>
+    </w:lvl>
+    <w:lvl w:ilvl="7" w:tentative="1">
+      <w:start w:val="1"/>
+      <w:numFmt w:val="bullet"/>
+      <w:lvlText w:val=""/>
+      <w:lvlJc w:val="left"/>
+      <w:pPr>
+        <w:tabs>
+          <w:tab w:val="num" w:pos="5760"/>
+        </w:tabs>
+        <w:ind w:left="5760" w:hanging="360"/>
+      </w:pPr>
+      <w:rPr>
+        <w:rFonts w:ascii="Wingdings" w:hAnsi="Wingdings" w:hint="default"/>
+        <w:sz w:val="20"/>
+      </w:rPr>
+    </w:lvl>
+    <w:lvl w:ilvl="8" w:tentative="1">
+      <w:start w:val="1"/>
+      <w:numFmt w:val="bullet"/>
+      <w:lvlText w:val=""/>
+      <w:lvlJc w:val="left"/>
+      <w:pPr>
+        <w:tabs>
+          <w:tab w:val="num" w:pos="6480"/>
+        </w:tabs>
+        <w:ind w:left="6480" w:hanging="360"/>
+      </w:pPr>
+      <w:rPr>
+        <w:rFonts w:ascii="Wingdings" w:hAnsi="Wingdings" w:hint="default"/>
+        <w:sz w:val="20"/>
+      </w:rPr>
+    </w:lvl>
+  </w:abstractNum>
+  <w:abstractNum w:abstractNumId="3" w15:restartNumberingAfterBreak="0">
+    <w:nsid w:val="74941010"/>
+    <w:multiLevelType w:val="multilevel"/>
+    <w:tmpl w:val="DEA882DA"/>
+    <w:lvl w:ilvl="0">
+      <w:start w:val="1"/>
+      <w:numFmt w:val="bullet"/>
+      <w:lvlText w:val=""/>
+      <w:lvlJc w:val="left"/>
+      <w:pPr>
+        <w:tabs>
+          <w:tab w:val="num" w:pos="720"/>
+        </w:tabs>
+        <w:ind w:left="720" w:hanging="360"/>
+      </w:pPr>
+      <w:rPr>
+        <w:rFonts w:ascii="Symbol" w:hAnsi="Symbol" w:hint="default"/>
+        <w:sz w:val="20"/>
+      </w:rPr>
+    </w:lvl>
+    <w:lvl w:ilvl="1">
+      <w:start w:val="1"/>
+      <w:numFmt w:val="bullet"/>
+      <w:lvlText w:val="o"/>
+      <w:lvlJc w:val="left"/>
+      <w:pPr>
+        <w:tabs>
+          <w:tab w:val="num" w:pos="1440"/>
+        </w:tabs>
+        <w:ind w:left="1440" w:hanging="360"/>
+      </w:pPr>
+      <w:rPr>
+        <w:rFonts w:ascii="Courier New" w:hAnsi="Courier New" w:hint="default"/>
+        <w:sz w:val="20"/>
+      </w:rPr>
+    </w:lvl>
+    <w:lvl w:ilvl="2" w:tentative="1">
+      <w:start w:val="1"/>
+      <w:numFmt w:val="bullet"/>
+      <w:lvlText w:val=""/>
+      <w:lvlJc w:val="left"/>
+      <w:pPr>
+        <w:tabs>
+          <w:tab w:val="num" w:pos="2160"/>
+        </w:tabs>
+        <w:ind w:left="2160" w:hanging="360"/>
+      </w:pPr>
+      <w:rPr>
+        <w:rFonts w:ascii="Wingdings" w:hAnsi="Wingdings" w:hint="default"/>
+        <w:sz w:val="20"/>
+      </w:rPr>
+    </w:lvl>
+    <w:lvl w:ilvl="3" w:tentative="1">
+      <w:start w:val="1"/>
+      <w:numFmt w:val="bullet"/>
+      <w:lvlText w:val=""/>
+      <w:lvlJc w:val="left"/>
+      <w:pPr>
+        <w:tabs>
+          <w:tab w:val="num" w:pos="2880"/>
+        </w:tabs>
+        <w:ind w:left="2880" w:hanging="360"/>
+      </w:pPr>
+      <w:rPr>
+        <w:rFonts w:ascii="Wingdings" w:hAnsi="Wingdings" w:hint="default"/>
+        <w:sz w:val="20"/>
+      </w:rPr>
+    </w:lvl>
+    <w:lvl w:ilvl="4" w:tentative="1">
+      <w:start w:val="1"/>
+      <w:numFmt w:val="bullet"/>
+      <w:lvlText w:val=""/>
+      <w:lvlJc w:val="left"/>
+      <w:pPr>
+        <w:tabs>
+          <w:tab w:val="num" w:pos="3600"/>
+        </w:tabs>
+        <w:ind w:left="3600" w:hanging="360"/>
+      </w:pPr>
+      <w:rPr>
+        <w:rFonts w:ascii="Wingdings" w:hAnsi="Wingdings" w:hint="default"/>
+        <w:sz w:val="20"/>
+      </w:rPr>
+    </w:lvl>
+    <w:lvl w:ilvl="5" w:tentative="1">
+      <w:start w:val="1"/>
+      <w:numFmt w:val="bullet"/>
+      <w:lvlText w:val=""/>
+      <w:lvlJc w:val="left"/>
+      <w:pPr>
+        <w:tabs>
+          <w:tab w:val="num" w:pos="4320"/>
+        </w:tabs>
+        <w:ind w:left="4320" w:hanging="360"/>
+      </w:pPr>
+      <w:rPr>
+        <w:rFonts w:ascii="Wingdings" w:hAnsi="Wingdings" w:hint="default"/>
+        <w:sz w:val="20"/>
+      </w:rPr>
+    </w:lvl>
+    <w:lvl w:ilvl="6" w:tentative="1">
+      <w:start w:val="1"/>
+      <w:numFmt w:val="bullet"/>
+      <w:lvlText w:val=""/>
+      <w:lvlJc w:val="left"/>
+      <w:pPr>
+        <w:tabs>
+          <w:tab w:val="num" w:pos="5040"/>
+        </w:tabs>
+        <w:ind w:left="5040" w:hanging="360"/>
+      </w:pPr>
+      <w:rPr>
+        <w:rFonts w:ascii="Wingdings" w:hAnsi="Wingdings" w:hint="default"/>
+        <w:sz w:val="20"/>
+      </w:rPr>
+    </w:lvl>
+    <w:lvl w:ilvl="7" w:tentative="1">
+      <w:start w:val="1"/>
+      <w:numFmt w:val="bullet"/>
+      <w:lvlText w:val=""/>
+      <w:lvlJc w:val="left"/>
+      <w:pPr>
+        <w:tabs>
+          <w:tab w:val="num" w:pos="5760"/>
+        </w:tabs>
+        <w:ind w:left="5760" w:hanging="360"/>
+      </w:pPr>
+      <w:rPr>
+        <w:rFonts w:ascii="Wingdings" w:hAnsi="Wingdings" w:hint="default"/>
+        <w:sz w:val="20"/>
+      </w:rPr>
+    </w:lvl>
+    <w:lvl w:ilvl="8" w:tentative="1">
+      <w:start w:val="1"/>
+      <w:numFmt w:val="bullet"/>
+      <w:lvlText w:val=""/>
+      <w:lvlJc w:val="left"/>
+      <w:pPr>
+        <w:tabs>
+          <w:tab w:val="num" w:pos="6480"/>
+        </w:tabs>
+        <w:ind w:left="6480" w:hanging="360"/>
+      </w:pPr>
+      <w:rPr>
+        <w:rFonts w:ascii="Wingdings" w:hAnsi="Wingdings" w:hint="default"/>
+        <w:sz w:val="20"/>
+      </w:rPr>
+    </w:lvl>
+  </w:abstractNum>
+  <w:num w:numId="1" w16cid:durableId="1089472730">
+    <w:abstractNumId w:val="3"/>
+  </w:num>
+  <w:num w:numId="2" w16cid:durableId="2060785288">
+    <w:abstractNumId w:val="0"/>
+  </w:num>
+  <w:num w:numId="3" w16cid:durableId="2136485342">
+    <w:abstractNumId w:val="2"/>
+  </w:num>
+  <w:num w:numId="4" w16cid:durableId="461702826">
+    <w:abstractNumId w:val="1"/>
+  </w:num>
+</w:numbering>
 </file>
 
 <file path=word/styles.xml><?xml version="1.0" encoding="utf-8"?>
@@ -1768,7 +3186,6 @@
   <w:style w:type="character" w:default="1" w:styleId="a0">
     <w:name w:val="Default Paragraph Font"/>
     <w:uiPriority w:val="1"/>
-    <w:semiHidden/>
     <w:unhideWhenUsed/>
   </w:style>
   <w:style w:type="table" w:default="1" w:styleId="a1">
